--- a/CV_NgoMinhNhut_EN.docx
+++ b/CV_NgoMinhNhut_EN.docx
@@ -2,56 +2,149 @@
 <file path=word/document.xml><?xml version="1.0" encoding="utf-8"?>
 <w:document xmlns:wpc="http://schemas.microsoft.com/office/word/2010/wordprocessingCanvas" xmlns:mc="http://schemas.openxmlformats.org/markup-compatibility/2006" xmlns:o="urn:schemas-microsoft-com:office:office" xmlns:r="http://schemas.openxmlformats.org/officeDocument/2006/relationships" xmlns:m="http://schemas.openxmlformats.org/officeDocument/2006/math" xmlns:v="urn:schemas-microsoft-com:vml" xmlns:wp14="http://schemas.microsoft.com/office/word/2010/wordprocessingDrawing" xmlns:wp="http://schemas.openxmlformats.org/drawingml/2006/wordprocessingDrawing" xmlns:w10="urn:schemas-microsoft-com:office:word" xmlns:w="http://schemas.openxmlformats.org/wordprocessingml/2006/main" xmlns:w14="http://schemas.microsoft.com/office/word/2010/wordml" xmlns:w15="http://schemas.microsoft.com/office/word/2012/wordml" xmlns:wpg="http://schemas.microsoft.com/office/word/2010/wordprocessingGroup" xmlns:wpi="http://schemas.microsoft.com/office/word/2010/wordprocessingInk" xmlns:wne="http://schemas.microsoft.com/office/word/2006/wordml" xmlns:wps="http://schemas.microsoft.com/office/word/2010/wordprocessingShape" xmlns:cx="http://schemas.microsoft.com/office/drawing/2014/chartex" xmlns:cx1="http://schemas.microsoft.com/office/drawing/2015/9/8/chartex" xmlns:cx2="http://schemas.microsoft.com/office/drawing/2015/10/21/chartex" xmlns:cx3="http://schemas.microsoft.com/office/drawing/2016/5/9/chartex" xmlns:cx4="http://schemas.microsoft.com/office/drawing/2016/5/10/chartex" xmlns:cx5="http://schemas.microsoft.com/office/drawing/2016/5/11/chartex" xmlns:cx6="http://schemas.microsoft.com/office/drawing/2016/5/12/chartex" xmlns:cx7="http://schemas.microsoft.com/office/drawing/2016/5/13/chartex" xmlns:cx8="http://schemas.microsoft.com/office/drawing/2016/5/14/chartex" xmlns:aink="http://schemas.microsoft.com/office/drawing/2016/ink" xmlns:am3d="http://schemas.microsoft.com/office/drawing/2017/model3d" xmlns:w16cex="http://schemas.microsoft.com/office/word/2018/wordml/cex" xmlns:w16cid="http://schemas.microsoft.com/office/word/2016/wordml/cid" xmlns:w16="http://schemas.microsoft.com/office/word/2018/wordml" xmlns:w16sdtdh="http://schemas.microsoft.com/office/word/2020/wordml/sdtdatahash" xmlns:w16se="http://schemas.microsoft.com/office/word/2015/wordml/symex" mc:Ignorable="w14 w15 wp14">
   <w:body>
-    <w:p>
-      <w:pPr>
-        <w:spacing w:after="40"/>
-      </w:pPr>
-      <w:r>
-        <w:rPr>
-          <w:rFonts w:ascii="Calibri" w:cs="Calibri" w:eastAsia="Calibri" w:hAnsi="Calibri"/>
-          <w:b/>
-          <w:bCs/>
-          <w:color w:val="16211C"/>
-          <w:sz w:val="40"/>
-          <w:szCs w:val="40"/>
-        </w:rPr>
-        <w:t xml:space="preserve">NGO MINH NHUT</w:t>
-      </w:r>
-    </w:p>
-    <w:p>
-      <w:pPr>
-        <w:spacing w:after="120"/>
-      </w:pPr>
-      <w:r>
-        <w:rPr>
-          <w:rFonts w:ascii="Calibri" w:cs="Calibri" w:eastAsia="Calibri" w:hAnsi="Calibri"/>
-          <w:color w:val="B9750A"/>
-          <w:sz w:val="24"/>
-          <w:szCs w:val="24"/>
-        </w:rPr>
-        <w:t xml:space="preserve">Fullstack Web Developer</w:t>
-      </w:r>
-    </w:p>
-    <w:p>
-      <w:pPr>
-        <w:spacing w:after="40"/>
-      </w:pPr>
-      <w:r>
-        <w:rPr>
-          <w:rFonts w:ascii="Calibri" w:cs="Calibri" w:eastAsia="Calibri" w:hAnsi="Calibri"/>
-          <w:color w:val="555555"/>
-          <w:sz w:val="19"/>
-          <w:szCs w:val="19"/>
-        </w:rPr>
-        <w:t xml:space="preserve">Ho Chi Minh City, Vietnam  |  Phone/Zalo: +84 938 842 993  |  Email: kdc.1110639@gmail.com  |  GitHub: github.com/NrocneK  |  Date of birth: 11 Oct 1994</w:t>
-      </w:r>
+    <w:tbl>
+      <w:tblPr>
+        <w:tblW w:type="dxa" w:w="10300"/>
+        <w:tblBorders>
+          <w:top w:val="none" w:color="FFFFFF" w:sz="0"/>
+          <w:left w:val="none" w:color="FFFFFF" w:sz="0"/>
+          <w:bottom w:val="none" w:color="FFFFFF" w:sz="0"/>
+          <w:right w:val="none" w:color="FFFFFF" w:sz="0"/>
+          <w:insideH w:val="none" w:color="FFFFFF" w:sz="0"/>
+          <w:insideV w:val="none" w:color="FFFFFF" w:sz="0"/>
+        </w:tblBorders>
+      </w:tblPr>
+      <w:tblGrid>
+        <w:gridCol w:w="100"/>
+        <w:gridCol w:w="100"/>
+      </w:tblGrid>
+      <w:tr>
+        <w:tc>
+          <w:tcPr>
+            <w:tcW w:type="dxa" w:w="8600"/>
+            <w:tcBorders>
+              <w:top w:val="none" w:color="FFFFFF" w:sz="0"/>
+              <w:left w:val="none" w:color="FFFFFF" w:sz="0"/>
+              <w:bottom w:val="none" w:color="FFFFFF" w:sz="0"/>
+              <w:right w:val="none" w:color="FFFFFF" w:sz="0"/>
+            </w:tcBorders>
+            <w:vAlign w:val="center"/>
+          </w:tcPr>
+          <w:p>
+            <w:pPr>
+              <w:spacing w:after="40"/>
+            </w:pPr>
+            <w:r>
+              <w:rPr>
+                <w:rFonts w:ascii="Calibri" w:cs="Calibri" w:eastAsia="Calibri" w:hAnsi="Calibri"/>
+                <w:b/>
+                <w:bCs/>
+                <w:color w:val="16211C"/>
+                <w:sz w:val="40"/>
+                <w:szCs w:val="40"/>
+              </w:rPr>
+              <w:t xml:space="preserve">NGO MINH NHUT</w:t>
+            </w:r>
+          </w:p>
+          <w:p>
+            <w:pPr>
+              <w:spacing w:after="120"/>
+            </w:pPr>
+            <w:r>
+              <w:rPr>
+                <w:rFonts w:ascii="Calibri" w:cs="Calibri" w:eastAsia="Calibri" w:hAnsi="Calibri"/>
+                <w:color w:val="B9750A"/>
+                <w:sz w:val="24"/>
+                <w:szCs w:val="24"/>
+              </w:rPr>
+              <w:t xml:space="preserve">Fullstack Web Developer</w:t>
+            </w:r>
+          </w:p>
+          <w:p>
+            <w:pPr>
+              <w:spacing w:after="40"/>
+            </w:pPr>
+            <w:r>
+              <w:rPr>
+                <w:rFonts w:ascii="Calibri" w:cs="Calibri" w:eastAsia="Calibri" w:hAnsi="Calibri"/>
+                <w:color w:val="555555"/>
+                <w:sz w:val="19"/>
+                <w:szCs w:val="19"/>
+              </w:rPr>
+              <w:t xml:space="preserve">Ho Chi Minh City, Vietnam  |  Phone/Zalo: +84 938 842 993  |  Email: kdc.1110639@gmail.com  |  GitHub: github.com/NrocneK  |  Date of birth: 11 Oct 1994</w:t>
+            </w:r>
+          </w:p>
+        </w:tc>
+        <w:tc>
+          <w:tcPr>
+            <w:tcW w:type="dxa" w:w="1700"/>
+            <w:tcBorders>
+              <w:top w:val="none" w:color="FFFFFF" w:sz="0"/>
+              <w:left w:val="none" w:color="FFFFFF" w:sz="0"/>
+              <w:bottom w:val="none" w:color="FFFFFF" w:sz="0"/>
+              <w:right w:val="none" w:color="FFFFFF" w:sz="0"/>
+            </w:tcBorders>
+            <w:vAlign w:val="center"/>
+          </w:tcPr>
+          <w:p>
+            <w:pPr>
+              <w:jc w:val="right"/>
+            </w:pPr>
+            <w:r>
+              <w:drawing>
+                <wp:inline distT="0" distB="0" distL="0" distR="0">
+                  <wp:extent cx="876300" cy="1314450"/>
+                  <wp:effectExtent t="0" r="0" b="0" l="0"/>
+                  <wp:docPr id="1" name="" descr="" title=""/>
+                  <wp:cNvGraphicFramePr>
+                    <a:graphicFrameLocks xmlns:a="http://schemas.openxmlformats.org/drawingml/2006/main" noChangeAspect="1"/>
+                  </wp:cNvGraphicFramePr>
+                  <a:graphic xmlns:a="http://schemas.openxmlformats.org/drawingml/2006/main">
+                    <a:graphicData uri="http://schemas.openxmlformats.org/drawingml/2006/picture">
+                      <pic:pic xmlns:pic="http://schemas.openxmlformats.org/drawingml/2006/picture">
+                        <pic:nvPicPr>
+                          <pic:cNvPr id="0" name="" descr=""/>
+                          <pic:cNvPicPr>
+                            <a:picLocks noChangeAspect="1" noChangeArrowheads="1"/>
+                          </pic:cNvPicPr>
+                        </pic:nvPicPr>
+                        <pic:blipFill>
+                          <a:blip r:embed="rId7" cstate="none"/>
+                          <a:srcRect/>
+                          <a:stretch>
+                            <a:fillRect/>
+                          </a:stretch>
+                        </pic:blipFill>
+                        <pic:spPr bwMode="auto">
+                          <a:xfrm>
+                            <a:off x="0" y="0"/>
+                            <a:ext cx="876300" cy="1314450"/>
+                          </a:xfrm>
+                          <a:prstGeom prst="rect">
+                            <a:avLst/>
+                          </a:prstGeom>
+                        </pic:spPr>
+                      </pic:pic>
+                    </a:graphicData>
+                  </a:graphic>
+                </wp:inline>
+              </w:drawing>
+            </w:r>
+          </w:p>
+        </w:tc>
+      </w:tr>
+    </w:tbl>
+    <w:p>
+      <w:pPr>
+        <w:spacing w:after="0"/>
+      </w:pPr>
     </w:p>
     <w:p>
       <w:pPr>
         <w:pBdr>
           <w:bottom w:val="single" w:color="CCCCCC" w:sz="6" w:space="4"/>
         </w:pBdr>
-        <w:spacing w:after="160"/>
+        <w:spacing w:after="100"/>
       </w:pPr>
     </w:p>
     <w:p>
@@ -59,7 +152,7 @@
         <w:pBdr>
           <w:bottom w:val="single" w:color="B9750A" w:sz="4" w:space="2"/>
         </w:pBdr>
-        <w:spacing w:after="100" w:before="260"/>
+        <w:spacing w:after="90" w:before="200"/>
       </w:pPr>
       <w:r>
         <w:rPr>
@@ -92,7 +185,7 @@
         <w:pBdr>
           <w:bottom w:val="single" w:color="B9750A" w:sz="4" w:space="2"/>
         </w:pBdr>
-        <w:spacing w:after="100" w:before="260"/>
+        <w:spacing w:after="90" w:before="200"/>
       </w:pPr>
       <w:r>
         <w:rPr>
@@ -113,7 +206,7 @@
           <w:ilvl w:val="0"/>
           <w:numId w:val="1"/>
         </w:numPr>
-        <w:spacing w:after="60"/>
+        <w:spacing w:after="40"/>
       </w:pPr>
       <w:r>
         <w:rPr>
@@ -132,7 +225,7 @@
           <w:ilvl w:val="0"/>
           <w:numId w:val="1"/>
         </w:numPr>
-        <w:spacing w:after="60"/>
+        <w:spacing w:after="40"/>
       </w:pPr>
       <w:r>
         <w:rPr>
@@ -151,7 +244,26 @@
           <w:ilvl w:val="0"/>
           <w:numId w:val="1"/>
         </w:numPr>
-        <w:spacing w:after="60"/>
+        <w:spacing w:after="40"/>
+      </w:pPr>
+      <w:r>
+        <w:rPr>
+          <w:rFonts w:ascii="Calibri" w:cs="Calibri" w:eastAsia="Calibri" w:hAnsi="Calibri"/>
+          <w:color w:val="16211C"/>
+          <w:sz w:val="21"/>
+          <w:szCs w:val="21"/>
+        </w:rPr>
+        <w:t xml:space="preserve">AI-assisted development: Claude, ChatGPT, Gemini — used to speed up writing code, debugging, and learning new tech faster</w:t>
+      </w:r>
+    </w:p>
+    <w:p>
+      <w:pPr>
+        <w:pStyle w:val="ListParagraph"/>
+        <w:numPr>
+          <w:ilvl w:val="0"/>
+          <w:numId w:val="1"/>
+        </w:numPr>
+        <w:spacing w:after="40"/>
       </w:pPr>
       <w:r>
         <w:rPr>
@@ -168,7 +280,7 @@
         <w:pBdr>
           <w:bottom w:val="single" w:color="B9750A" w:sz="4" w:space="2"/>
         </w:pBdr>
-        <w:spacing w:after="100" w:before="260"/>
+        <w:spacing w:after="90" w:before="200"/>
       </w:pPr>
       <w:r>
         <w:rPr>
@@ -237,7 +349,7 @@
         </w:rPr>
         <w:t xml:space="preserve">Backend: </w:t>
       </w:r>
-      <w:hyperlink w:history="1" r:id="rIde1xjsiy4mpz3nre5cgj04">
+      <w:hyperlink w:history="1" r:id="rIdjn45r4r8anfm0kyv78kwa">
         <w:r>
           <w:rPr>
             <w:rFonts w:ascii="Calibri" w:cs="Calibri" w:eastAsia="Calibri" w:hAnsi="Calibri"/>
@@ -264,7 +376,7 @@
         </w:rPr>
         <w:t xml:space="preserve">Frontend: </w:t>
       </w:r>
-      <w:hyperlink w:history="1" r:id="rIdjz1whztnsk61253zvxerp">
+      <w:hyperlink w:history="1" r:id="rIdu_asfuwrwxrwtows8tksa">
         <w:r>
           <w:rPr>
             <w:rFonts w:ascii="Calibri" w:cs="Calibri" w:eastAsia="Calibri" w:hAnsi="Calibri"/>
@@ -324,7 +436,7 @@
         </w:rPr>
         <w:t xml:space="preserve">Repo: </w:t>
       </w:r>
-      <w:hyperlink w:history="1" r:id="rIdypdoasho-mjqqpmmwxibt">
+      <w:hyperlink w:history="1" r:id="rIdwmyxcete9onkzox-fsbax">
         <w:r>
           <w:rPr>
             <w:rFonts w:ascii="Calibri" w:cs="Calibri" w:eastAsia="Calibri" w:hAnsi="Calibri"/>
@@ -384,7 +496,7 @@
         </w:rPr>
         <w:t xml:space="preserve">Repo: </w:t>
       </w:r>
-      <w:hyperlink w:history="1" r:id="rIdcj0hmdnrohvm4tm3l3i16">
+      <w:hyperlink w:history="1" r:id="rIdslchcqc1wrwbxkidh8sca">
         <w:r>
           <w:rPr>
             <w:rFonts w:ascii="Calibri" w:cs="Calibri" w:eastAsia="Calibri" w:hAnsi="Calibri"/>
@@ -444,7 +556,7 @@
         </w:rPr>
         <w:t xml:space="preserve">Backend: </w:t>
       </w:r>
-      <w:hyperlink w:history="1" r:id="rIdroeopy6_7d3disviw0vp6">
+      <w:hyperlink w:history="1" r:id="rIdxm_wbbqqglhr7cef0ijj4">
         <w:r>
           <w:rPr>
             <w:rFonts w:ascii="Calibri" w:cs="Calibri" w:eastAsia="Calibri" w:hAnsi="Calibri"/>
@@ -471,7 +583,7 @@
         </w:rPr>
         <w:t xml:space="preserve">Frontend: </w:t>
       </w:r>
-      <w:hyperlink w:history="1" r:id="rIdtyo-jo5c-alzx2kqtrowr">
+      <w:hyperlink w:history="1" r:id="rIdizlx9xtafahkwcodwuwyi">
         <w:r>
           <w:rPr>
             <w:rFonts w:ascii="Calibri" w:cs="Calibri" w:eastAsia="Calibri" w:hAnsi="Calibri"/>
@@ -489,7 +601,7 @@
         <w:pBdr>
           <w:bottom w:val="single" w:color="B9750A" w:sz="4" w:space="2"/>
         </w:pBdr>
-        <w:spacing w:after="100" w:before="260"/>
+        <w:spacing w:after="90" w:before="200"/>
       </w:pPr>
       <w:r>
         <w:rPr>
@@ -551,7 +663,7 @@
           <w:ilvl w:val="0"/>
           <w:numId w:val="1"/>
         </w:numPr>
-        <w:spacing w:after="60"/>
+        <w:spacing w:after="40"/>
       </w:pPr>
       <w:r>
         <w:rPr>
@@ -570,7 +682,7 @@
           <w:ilvl w:val="0"/>
           <w:numId w:val="1"/>
         </w:numPr>
-        <w:spacing w:after="60"/>
+        <w:spacing w:after="40"/>
       </w:pPr>
       <w:r>
         <w:rPr>
@@ -589,7 +701,7 @@
           <w:ilvl w:val="0"/>
           <w:numId w:val="1"/>
         </w:numPr>
-        <w:spacing w:after="60"/>
+        <w:spacing w:after="40"/>
       </w:pPr>
       <w:r>
         <w:rPr>
@@ -606,7 +718,7 @@
         <w:pBdr>
           <w:bottom w:val="single" w:color="B9750A" w:sz="4" w:space="2"/>
         </w:pBdr>
-        <w:spacing w:after="100" w:before="260"/>
+        <w:spacing w:after="90" w:before="200"/>
       </w:pPr>
       <w:r>
         <w:rPr>
@@ -666,7 +778,7 @@
     </w:p>
     <w:sectPr>
       <w:pgSz w:w="11907" w:h="16840" w:orient="portrait"/>
-      <w:pgMar w:top="900" w:right="900" w:bottom="900" w:left="900" w:header="708" w:footer="708" w:gutter="0"/>
+      <w:pgMar w:top="700" w:right="900" w:bottom="700" w:left="900" w:header="708" w:footer="708" w:gutter="0"/>
       <w:pgNumType/>
       <w:docGrid w:linePitch="360"/>
     </w:sectPr>

--- a/CV_NgoMinhNhut_EN.docx
+++ b/CV_NgoMinhNhut_EN.docx
@@ -32,7 +32,7 @@
           </w:tcPr>
           <w:p>
             <w:pPr>
-              <w:spacing w:after="40"/>
+              <w:spacing w:after="26"/>
             </w:pPr>
             <w:r>
               <w:rPr>
@@ -48,7 +48,7 @@
           </w:p>
           <w:p>
             <w:pPr>
-              <w:spacing w:after="120"/>
+              <w:spacing w:after="78"/>
             </w:pPr>
             <w:r>
               <w:rPr>
@@ -62,7 +62,7 @@
           </w:p>
           <w:p>
             <w:pPr>
-              <w:spacing w:after="40"/>
+              <w:spacing w:after="26"/>
             </w:pPr>
             <w:r>
               <w:rPr>
@@ -144,7 +144,7 @@
         <w:pBdr>
           <w:bottom w:val="single" w:color="CCCCCC" w:sz="6" w:space="4"/>
         </w:pBdr>
-        <w:spacing w:after="100"/>
+        <w:spacing w:after="65"/>
       </w:pPr>
     </w:p>
     <w:p>
@@ -152,7 +152,7 @@
         <w:pBdr>
           <w:bottom w:val="single" w:color="B9750A" w:sz="4" w:space="2"/>
         </w:pBdr>
-        <w:spacing w:after="90" w:before="200"/>
+        <w:spacing w:after="58" w:before="130"/>
       </w:pPr>
       <w:r>
         <w:rPr>
@@ -168,7 +168,7 @@
     </w:p>
     <w:p>
       <w:pPr>
-        <w:spacing w:after="120"/>
+        <w:spacing w:after="78"/>
       </w:pPr>
       <w:r>
         <w:rPr>
@@ -185,7 +185,7 @@
         <w:pBdr>
           <w:bottom w:val="single" w:color="B9750A" w:sz="4" w:space="2"/>
         </w:pBdr>
-        <w:spacing w:after="90" w:before="200"/>
+        <w:spacing w:after="58" w:before="130"/>
       </w:pPr>
       <w:r>
         <w:rPr>
@@ -206,7 +206,7 @@
           <w:ilvl w:val="0"/>
           <w:numId w:val="1"/>
         </w:numPr>
-        <w:spacing w:after="40"/>
+        <w:spacing w:after="26"/>
       </w:pPr>
       <w:r>
         <w:rPr>
@@ -225,7 +225,7 @@
           <w:ilvl w:val="0"/>
           <w:numId w:val="1"/>
         </w:numPr>
-        <w:spacing w:after="40"/>
+        <w:spacing w:after="26"/>
       </w:pPr>
       <w:r>
         <w:rPr>
@@ -244,7 +244,7 @@
           <w:ilvl w:val="0"/>
           <w:numId w:val="1"/>
         </w:numPr>
-        <w:spacing w:after="40"/>
+        <w:spacing w:after="26"/>
       </w:pPr>
       <w:r>
         <w:rPr>
@@ -263,7 +263,7 @@
           <w:ilvl w:val="0"/>
           <w:numId w:val="1"/>
         </w:numPr>
-        <w:spacing w:after="40"/>
+        <w:spacing w:after="26"/>
       </w:pPr>
       <w:r>
         <w:rPr>
@@ -280,7 +280,7 @@
         <w:pBdr>
           <w:bottom w:val="single" w:color="B9750A" w:sz="4" w:space="2"/>
         </w:pBdr>
-        <w:spacing w:after="90" w:before="200"/>
+        <w:spacing w:after="58" w:before="130"/>
       </w:pPr>
       <w:r>
         <w:rPr>
@@ -296,7 +296,7 @@
     </w:p>
     <w:p>
       <w:pPr>
-        <w:spacing w:after="40" w:before="140"/>
+        <w:spacing w:after="26" w:before="91"/>
       </w:pPr>
       <w:r>
         <w:rPr>
@@ -323,7 +323,7 @@
     </w:p>
     <w:p>
       <w:pPr>
-        <w:spacing w:after="60"/>
+        <w:spacing w:after="39"/>
       </w:pPr>
       <w:r>
         <w:rPr>
@@ -337,7 +337,43 @@
     </w:p>
     <w:p>
       <w:pPr>
-        <w:spacing w:after="20"/>
+        <w:spacing w:after="13"/>
+        <w:ind w:left="200"/>
+      </w:pPr>
+      <w:r>
+        <w:rPr>
+          <w:rFonts w:ascii="Calibri" w:cs="Calibri" w:eastAsia="Calibri" w:hAnsi="Calibri"/>
+          <w:color w:val="16211C"/>
+          <w:sz w:val="19"/>
+          <w:szCs w:val="19"/>
+        </w:rPr>
+        <w:t xml:space="preserve">Tech: React, Node.js/Express, MySQL   ·   </w:t>
+      </w:r>
+      <w:r>
+        <w:rPr>
+          <w:rFonts w:ascii="Calibri" w:cs="Calibri" w:eastAsia="Calibri" w:hAnsi="Calibri"/>
+          <w:color w:val="16211C"/>
+          <w:sz w:val="19"/>
+          <w:szCs w:val="19"/>
+        </w:rPr>
+        <w:t xml:space="preserve">Demo: </w:t>
+      </w:r>
+      <w:hyperlink w:history="1" r:id="rIdDemoWms01">
+        <w:r>
+          <w:rPr>
+            <w:rFonts w:ascii="Calibri" w:cs="Calibri" w:eastAsia="Calibri" w:hAnsi="Calibri"/>
+            <w:color w:val="0B6E62"/>
+            <w:sz w:val="19"/>
+            <w:szCs w:val="19"/>
+            <w:u w:val="single"/>
+          </w:rPr>
+          <w:t xml:space="preserve">https://wms-pro-pnr.vercel.app/dashboard</w:t>
+        </w:r>
+      </w:hyperlink>
+    </w:p>
+    <w:p>
+      <w:pPr>
+        <w:spacing w:after="13"/>
         <w:ind w:left="200"/>
       </w:pPr>
       <w:r>
@@ -364,7 +400,7 @@
     </w:p>
     <w:p>
       <w:pPr>
-        <w:spacing w:after="20"/>
+        <w:spacing w:after="13"/>
         <w:ind w:left="200"/>
       </w:pPr>
       <w:r>
@@ -391,7 +427,7 @@
     </w:p>
     <w:p>
       <w:pPr>
-        <w:spacing w:after="40" w:before="140"/>
+        <w:spacing w:after="26" w:before="91"/>
       </w:pPr>
       <w:r>
         <w:rPr>
@@ -402,7 +438,7 @@
           <w:sz w:val="22"/>
           <w:szCs w:val="22"/>
         </w:rPr>
-        <w:t xml:space="preserve">My Shop — E-commerce Website</w:t>
+        <w:t xml:space="preserve">BagStore — E-commerce Website</w:t>
       </w:r>
       <w:r>
         <w:t xml:space="preserve"/>
@@ -410,7 +446,7 @@
     </w:p>
     <w:p>
       <w:pPr>
-        <w:spacing w:after="60"/>
+        <w:spacing w:after="39"/>
       </w:pPr>
       <w:r>
         <w:rPr>
@@ -419,12 +455,48 @@
           <w:sz w:val="20"/>
           <w:szCs w:val="20"/>
         </w:rPr>
-        <w:t xml:space="preserve">An online store covering the full end-to-end shopping journey.</w:t>
-      </w:r>
-    </w:p>
-    <w:p>
-      <w:pPr>
-        <w:spacing w:after="20"/>
+        <w:t xml:space="preserve">An online store for bags and backpacks, covering the full shopping journey with MoMo and VietQR payments.</w:t>
+      </w:r>
+    </w:p>
+    <w:p>
+      <w:pPr>
+        <w:spacing w:after="13"/>
+        <w:ind w:left="200"/>
+      </w:pPr>
+      <w:r>
+        <w:rPr>
+          <w:rFonts w:ascii="Calibri" w:cs="Calibri" w:eastAsia="Calibri" w:hAnsi="Calibri"/>
+          <w:color w:val="16211C"/>
+          <w:sz w:val="19"/>
+          <w:szCs w:val="19"/>
+        </w:rPr>
+        <w:t xml:space="preserve">Tech: React, Node.js/Express, MySQL   ·   </w:t>
+      </w:r>
+      <w:r>
+        <w:rPr>
+          <w:rFonts w:ascii="Calibri" w:cs="Calibri" w:eastAsia="Calibri" w:hAnsi="Calibri"/>
+          <w:color w:val="16211C"/>
+          <w:sz w:val="19"/>
+          <w:szCs w:val="19"/>
+        </w:rPr>
+        <w:t xml:space="preserve">Demo: </w:t>
+      </w:r>
+      <w:hyperlink w:history="1" r:id="rIdDemoBagstore01">
+        <w:r>
+          <w:rPr>
+            <w:rFonts w:ascii="Calibri" w:cs="Calibri" w:eastAsia="Calibri" w:hAnsi="Calibri"/>
+            <w:color w:val="0B6E62"/>
+            <w:sz w:val="19"/>
+            <w:szCs w:val="19"/>
+            <w:u w:val="single"/>
+          </w:rPr>
+          <w:t xml:space="preserve">https://my-bagstore.vercel.app/</w:t>
+        </w:r>
+      </w:hyperlink>
+    </w:p>
+    <w:p>
+      <w:pPr>
+        <w:spacing w:after="13"/>
         <w:ind w:left="200"/>
       </w:pPr>
       <w:r>
@@ -451,7 +523,7 @@
     </w:p>
     <w:p>
       <w:pPr>
-        <w:spacing w:after="40" w:before="140"/>
+        <w:spacing w:after="26" w:before="91"/>
       </w:pPr>
       <w:r>
         <w:rPr>
@@ -470,7 +542,7 @@
     </w:p>
     <w:p>
       <w:pPr>
-        <w:spacing w:after="60"/>
+        <w:spacing w:after="39"/>
       </w:pPr>
       <w:r>
         <w:rPr>
@@ -484,7 +556,43 @@
     </w:p>
     <w:p>
       <w:pPr>
-        <w:spacing w:after="20"/>
+        <w:spacing w:after="13"/>
+        <w:ind w:left="200"/>
+      </w:pPr>
+      <w:r>
+        <w:rPr>
+          <w:rFonts w:ascii="Calibri" w:cs="Calibri" w:eastAsia="Calibri" w:hAnsi="Calibri"/>
+          <w:color w:val="16211C"/>
+          <w:sz w:val="19"/>
+          <w:szCs w:val="19"/>
+        </w:rPr>
+        <w:t xml:space="preserve">Tech: Next.js, Prisma, MySQL, NextAuth   ·   </w:t>
+      </w:r>
+      <w:r>
+        <w:rPr>
+          <w:rFonts w:ascii="Calibri" w:cs="Calibri" w:eastAsia="Calibri" w:hAnsi="Calibri"/>
+          <w:color w:val="16211C"/>
+          <w:sz w:val="19"/>
+          <w:szCs w:val="19"/>
+        </w:rPr>
+        <w:t xml:space="preserve">Demo: </w:t>
+      </w:r>
+      <w:hyperlink w:history="1" r:id="rIdDemoHrms01">
+        <w:r>
+          <w:rPr>
+            <w:rFonts w:ascii="Calibri" w:cs="Calibri" w:eastAsia="Calibri" w:hAnsi="Calibri"/>
+            <w:color w:val="0B6E62"/>
+            <w:sz w:val="19"/>
+            <w:szCs w:val="19"/>
+            <w:u w:val="single"/>
+          </w:rPr>
+          <w:t xml:space="preserve">https://my-hrms-one.vercel.app/</w:t>
+        </w:r>
+      </w:hyperlink>
+    </w:p>
+    <w:p>
+      <w:pPr>
+        <w:spacing w:after="13"/>
         <w:ind w:left="200"/>
       </w:pPr>
       <w:r>
@@ -511,7 +619,7 @@
     </w:p>
     <w:p>
       <w:pPr>
-        <w:spacing w:after="40" w:before="140"/>
+        <w:spacing w:after="26" w:before="91"/>
       </w:pPr>
       <w:r>
         <w:rPr>
@@ -530,7 +638,7 @@
     </w:p>
     <w:p>
       <w:pPr>
-        <w:spacing w:after="60"/>
+        <w:spacing w:after="39"/>
       </w:pPr>
       <w:r>
         <w:rPr>
@@ -544,7 +652,22 @@
     </w:p>
     <w:p>
       <w:pPr>
-        <w:spacing w:after="20"/>
+        <w:spacing w:after="13"/>
+        <w:ind w:left="200"/>
+      </w:pPr>
+      <w:r>
+        <w:rPr>
+          <w:rFonts w:ascii="Calibri" w:cs="Calibri" w:eastAsia="Calibri" w:hAnsi="Calibri"/>
+          <w:color w:val="16211C"/>
+          <w:sz w:val="19"/>
+          <w:szCs w:val="19"/>
+        </w:rPr>
+        <w:t xml:space="preserve">Tech: Next.js, TypeScript, Socket.IO, WebRTC</w:t>
+      </w:r>
+    </w:p>
+    <w:p>
+      <w:pPr>
+        <w:spacing w:after="13"/>
         <w:ind w:left="200"/>
       </w:pPr>
       <w:r>
@@ -571,7 +694,7 @@
     </w:p>
     <w:p>
       <w:pPr>
-        <w:spacing w:after="20"/>
+        <w:spacing w:after="13"/>
         <w:ind w:left="200"/>
       </w:pPr>
       <w:r>
@@ -601,7 +724,7 @@
         <w:pBdr>
           <w:bottom w:val="single" w:color="B9750A" w:sz="4" w:space="2"/>
         </w:pBdr>
-        <w:spacing w:after="90" w:before="200"/>
+        <w:spacing w:after="58" w:before="130"/>
       </w:pPr>
       <w:r>
         <w:rPr>
@@ -617,7 +740,7 @@
     </w:p>
     <w:p>
       <w:pPr>
-        <w:spacing w:after="20"/>
+        <w:spacing w:after="13"/>
       </w:pPr>
       <w:r>
         <w:rPr>
@@ -642,7 +765,7 @@
     </w:p>
     <w:p>
       <w:pPr>
-        <w:spacing w:after="100"/>
+        <w:spacing w:after="65"/>
       </w:pPr>
       <w:r>
         <w:rPr>
@@ -653,7 +776,7 @@
           <w:sz w:val="19"/>
           <w:szCs w:val="19"/>
         </w:rPr>
-        <w:t xml:space="preserve">~2 years</w:t>
+        <w:t xml:space="preserve">2019 – Present</w:t>
       </w:r>
     </w:p>
     <w:p>
@@ -663,7 +786,7 @@
           <w:ilvl w:val="0"/>
           <w:numId w:val="1"/>
         </w:numPr>
-        <w:spacing w:after="40"/>
+        <w:spacing w:after="26"/>
       </w:pPr>
       <w:r>
         <w:rPr>
@@ -682,7 +805,7 @@
           <w:ilvl w:val="0"/>
           <w:numId w:val="1"/>
         </w:numPr>
-        <w:spacing w:after="40"/>
+        <w:spacing w:after="26"/>
       </w:pPr>
       <w:r>
         <w:rPr>
@@ -701,7 +824,7 @@
           <w:ilvl w:val="0"/>
           <w:numId w:val="1"/>
         </w:numPr>
-        <w:spacing w:after="40"/>
+        <w:spacing w:after="26"/>
       </w:pPr>
       <w:r>
         <w:rPr>
@@ -711,6 +834,18 @@
           <w:szCs w:val="21"/>
         </w:rPr>
         <w:t xml:space="preserve">Applied IT knowledge to optimize real-world operations.</w:t>
+      </w:r>
+    </w:p>
+    <w:p>
+      <w:pPr>
+        <w:pStyle w:val="ListParagraph"/>
+        <w:numPr>
+          <w:ilvl w:val="0"/>
+          <w:numId w:val="1"/>
+        </w:numPr>
+      </w:pPr>
+      <w:r>
+        <w:t>Since 2021, self-taught programming alongside the management role — from VBA to web app development.</w:t>
       </w:r>
     </w:p>
     <w:p>
@@ -718,7 +853,7 @@
         <w:pBdr>
           <w:bottom w:val="single" w:color="B9750A" w:sz="4" w:space="2"/>
         </w:pBdr>
-        <w:spacing w:after="90" w:before="200"/>
+        <w:spacing w:after="58" w:before="130"/>
       </w:pPr>
       <w:r>
         <w:rPr>
@@ -734,7 +869,7 @@
     </w:p>
     <w:p>
       <w:pPr>
-        <w:spacing w:after="20"/>
+        <w:spacing w:after="13"/>
       </w:pPr>
       <w:r>
         <w:rPr>
@@ -750,7 +885,7 @@
     </w:p>
     <w:p>
       <w:pPr>
-        <w:spacing w:after="60"/>
+        <w:spacing w:after="39"/>
       </w:pPr>
       <w:r>
         <w:rPr>
@@ -759,12 +894,12 @@
           <w:sz w:val="19"/>
           <w:szCs w:val="19"/>
         </w:rPr>
-        <w:t xml:space="preserve">Graduated 2024</w:t>
-      </w:r>
-    </w:p>
-    <w:p>
-      <w:pPr>
-        <w:spacing w:after="120"/>
+        <w:t xml:space="preserve">2018 – 2024 · Work-Study Program</w:t>
+      </w:r>
+    </w:p>
+    <w:p>
+      <w:pPr>
+        <w:spacing w:after="78"/>
       </w:pPr>
       <w:r>
         <w:rPr>
@@ -778,7 +913,7 @@
     </w:p>
     <w:sectPr>
       <w:pgSz w:w="11907" w:h="16840" w:orient="portrait"/>
-      <w:pgMar w:top="700" w:right="900" w:bottom="700" w:left="900" w:header="708" w:footer="708" w:gutter="0"/>
+      <w:pgMar w:top="550" w:right="900" w:bottom="550" w:left="900" w:header="708" w:footer="708" w:gutter="0"/>
       <w:pgNumType/>
       <w:docGrid w:linePitch="360"/>
     </w:sectPr>
